--- a/제안서/한양여대/요약서_Picklass_한양여대_v0.1.docx
+++ b/제안서/한양여대/요약서_Picklass_한양여대_v0.1.docx
@@ -735,7 +735,7 @@
                 <w:color w:val="C00000"/>
                 <w:sz w:val="18"/>
               </w:rPr>
-              <w:t>주식회사 픽클래스 (대표 ○○○)</w:t>
+              <w:t>주식회사 오이지 (대표 ○○○, 플랫폼명 Picklass)</w:t>
             </w:r>
           </w:p>
         </w:tc>
@@ -1484,7 +1484,7 @@
                 <w:b w:val="0"/>
                 <w:sz w:val="18"/>
               </w:rPr>
-              <w:t>주식회사 픽클래스</w:t>
+              <w:t>주식회사 오이지</w:t>
             </w:r>
           </w:p>
         </w:tc>
@@ -2042,7 +2042,7 @@
                 <w:b w:val="0"/>
                 <w:sz w:val="18"/>
               </w:rPr>
-              <w:t>주식회사 픽클래스</w:t>
+              <w:t>주식회사 오이지</w:t>
             </w:r>
           </w:p>
         </w:tc>
@@ -2123,7 +2123,7 @@
                 <w:b w:val="0"/>
                 <w:sz w:val="18"/>
               </w:rPr>
-              <w:t>주식회사 픽클래스</w:t>
+              <w:t>주식회사 오이지</w:t>
             </w:r>
           </w:p>
         </w:tc>
@@ -8729,7 +8729,7 @@
           <w:b w:val="0"/>
           <w:sz w:val="20"/>
         </w:rPr>
-        <w:t>한양여자대학교와 픽클래스의 보유 자산은 상보적이며, 어느 한쪽만으로는 본 과제가 성립하지 않는다.</w:t>
+        <w:t>한양여자대학교와 오이지의 보유 자산은 상보적이며, 어느 한쪽만으로는 본 과제가 성립하지 않는다.</w:t>
       </w:r>
     </w:p>
     <w:tbl>
@@ -8812,7 +8812,7 @@
                 <w:b/>
                 <w:sz w:val="18"/>
               </w:rPr>
-              <w:t>픽클래스 (참여기업)</w:t>
+              <w:t>오이지 (참여기업)</w:t>
             </w:r>
           </w:p>
         </w:tc>
@@ -9374,7 +9374,7 @@
                 <w:b w:val="0"/>
                 <w:sz w:val="18"/>
               </w:rPr>
-              <w:t>픽클래스 개발 스프린트에 학생연구원이 콘텐츠 검증·사용성 테스트로 참여, 기업 연구원 1:1 멘토링</w:t>
+              <w:t>오이지 개발 스프린트에 학생연구원이 콘텐츠 검증·사용성 테스트로 참여, 기업 연구원 1:1 멘토링</w:t>
             </w:r>
           </w:p>
         </w:tc>
@@ -9763,7 +9763,7 @@
           <w:b w:val="0"/>
           <w:sz w:val="20"/>
         </w:rPr>
-        <w:t>· 픽클래스는 과제 수행 중 우수 학생연구원에 대해 인턴십·채용 연계를 검토한다.</w:t>
+        <w:t>· 오이지는 과제 수행 중 우수 학생연구원에 대해 인턴십·채용 연계를 검토한다.</w:t>
       </w:r>
     </w:p>
     <w:p>
@@ -10257,7 +10257,7 @@
                 <w:b w:val="0"/>
                 <w:sz w:val="18"/>
               </w:rPr>
-              <w:t>참여기업 : 주식회사 픽클래스</w:t>
+              <w:t>참여기업 : 주식회사 오이지</w:t>
             </w:r>
           </w:p>
         </w:tc>
@@ -13461,7 +13461,7 @@
                 <w:b w:val="0"/>
                 <w:sz w:val="16"/>
               </w:rPr>
-              <w:t>주식회사 픽클래스</w:t>
+              <w:t>주식회사 오이지</w:t>
             </w:r>
           </w:p>
         </w:tc>
@@ -13642,7 +13642,7 @@
                 <w:b w:val="0"/>
                 <w:sz w:val="16"/>
               </w:rPr>
-              <w:t>주식회사 픽클래스</w:t>
+              <w:t>주식회사 오이지</w:t>
             </w:r>
           </w:p>
         </w:tc>
@@ -15752,7 +15752,7 @@
                 <w:b w:val="0"/>
                 <w:sz w:val="18"/>
               </w:rPr>
-              <w:t>픽클래스 참여연구원 인건비 현물 계상</w:t>
+              <w:t>오이지 참여연구원 인건비 현물 계상</w:t>
             </w:r>
           </w:p>
         </w:tc>
@@ -17437,7 +17437,7 @@
                 <w:b w:val="0"/>
                 <w:sz w:val="18"/>
               </w:rPr>
-              <w:t>주식회사 픽클래스</w:t>
+              <w:t>주식회사 오이지</w:t>
             </w:r>
           </w:p>
         </w:tc>
@@ -17987,7 +17987,7 @@
           <w:b w:val="0"/>
           <w:sz w:val="20"/>
         </w:rPr>
-        <w:t>주식회사 픽클래스 대표 :               (인)</w:t>
+        <w:t>주식회사 오이지 대표 :               (인)</w:t>
       </w:r>
     </w:p>
     <w:p>
@@ -18033,7 +18033,7 @@
           <w:color w:val="C00000"/>
           <w:sz w:val="18"/>
         </w:rPr>
-        <w:t>※ 픽클래스 소재지가 서울특별시가 아닌 경우에만 제출. 서울 소재이면 본 서식은 삭제.</w:t>
+        <w:t>※ 오이지 소재지가 서울특별시가 아닌 경우에만 제출. 서울 소재이면 본 서식은 삭제.</w:t>
       </w:r>
     </w:p>
     <w:tbl>
@@ -18207,7 +18207,7 @@
                 <w:b w:val="0"/>
                 <w:sz w:val="18"/>
               </w:rPr>
-              <w:t>주식회사 픽클래스</w:t>
+              <w:t>주식회사 오이지</w:t>
             </w:r>
           </w:p>
         </w:tc>
@@ -18475,7 +18475,7 @@
                 <w:b w:val="0"/>
                 <w:sz w:val="18"/>
               </w:rPr>
-              <w:t>(※ 픽클래스 소재지 확인 후 최종 문안 확정 필요)</w:t>
+              <w:t>(※ 오이지 소재지 확인 후 최종 문안 확정 필요)</w:t>
             </w:r>
           </w:p>
         </w:tc>
